--- a/dist/word/ASAP Small Business Brief.docx
+++ b/dist/word/ASAP Small Business Brief.docx
@@ -3120,6 +3120,116 @@
     <w:p>
       <w:pPr>
         <w:keepNext/>
+        <w:spacing w:after="60" w:before="280"/>
+      </w:pPr>
+      <w:r>
+        <w:rPr>
+          <w:rFonts w:ascii="Arial" w:cs="Arial" w:eastAsia="Arial" w:hAnsi="Arial"/>
+          <w:b/>
+          <w:bCs/>
+          <w:sz w:val="22"/>
+          <w:szCs w:val="22"/>
+        </w:rPr>
+        <w:t xml:space="preserve">8.  </w:t>
+      </w:r>
+      <w:r>
+        <w:rPr>
+          <w:rFonts w:ascii="Arial" w:cs="Arial" w:eastAsia="Arial" w:hAnsi="Arial"/>
+          <w:b/>
+          <w:bCs/>
+          <w:sz w:val="22"/>
+          <w:szCs w:val="22"/>
+        </w:rPr>
+        <w:t xml:space="preserve">What does everyone on camera look like on a normal day?</w:t>
+      </w:r>
+    </w:p>
+    <w:p>
+      <w:pPr>
+        <w:keepNext/>
+        <w:spacing w:after="80" w:before="0"/>
+      </w:pPr>
+      <w:r>
+        <w:rPr>
+          <w:rFonts w:ascii="Arial" w:cs="Arial" w:eastAsia="Arial" w:hAnsi="Arial"/>
+          <w:color w:val="6F6F6F"/>
+          <w:sz w:val="19"/>
+          <w:szCs w:val="19"/>
+        </w:rPr>
+        <w:t xml:space="preserve">Age range, hair, build and what they usually wear. We use this to sketch your storyboards and plan outfits.</w:t>
+      </w:r>
+    </w:p>
+    <w:p>
+      <w:pPr>
+        <w:keepNext/>
+        <w:spacing w:after="80" w:before="0"/>
+      </w:pPr>
+      <w:r>
+        <w:rPr>
+          <w:rFonts w:ascii="Arial" w:cs="Arial" w:eastAsia="Arial" w:hAnsi="Arial"/>
+          <w:i/>
+          <w:iCs/>
+          <w:color w:val="9A9A9A"/>
+          <w:sz w:val="18"/>
+          <w:szCs w:val="18"/>
+        </w:rPr>
+        <w:t xml:space="preserve">e.g. Kim: early 40s, short grey hair, tall, black scrubs and white sneakers.</w:t>
+      </w:r>
+    </w:p>
+    <w:tbl>
+      <w:tblPr>
+        <w:tblW w:type="dxa" w:w="9638"/>
+        <w:tblBorders>
+          <w:top w:val="single" w:color="auto" w:sz="4"/>
+          <w:left w:val="single" w:color="auto" w:sz="4"/>
+          <w:bottom w:val="single" w:color="auto" w:sz="4"/>
+          <w:right w:val="single" w:color="auto" w:sz="4"/>
+          <w:insideH w:val="single" w:color="auto" w:sz="4"/>
+          <w:insideV w:val="single" w:color="auto" w:sz="4"/>
+        </w:tblBorders>
+      </w:tblPr>
+      <w:tblGrid>
+        <w:gridCol w:w="9638"/>
+      </w:tblGrid>
+      <w:tr>
+        <w:trPr>
+          <w:cantSplit/>
+          <w:trHeight w:val="1300" w:hRule="atLeast"/>
+        </w:trPr>
+        <w:tc>
+          <w:tcPr>
+            <w:tcW w:type="dxa" w:w="9638"/>
+            <w:tcBorders>
+              <w:top w:val="single" w:color="BFBFBF" w:sz="4"/>
+              <w:left w:val="single" w:color="BFBFBF" w:sz="4"/>
+              <w:bottom w:val="single" w:color="BFBFBF" w:sz="4"/>
+              <w:right w:val="single" w:color="BFBFBF" w:sz="4"/>
+            </w:tcBorders>
+            <w:tcMar>
+              <w:top w:type="dxa" w:w="80"/>
+              <w:left w:type="dxa" w:w="120"/>
+              <w:bottom w:type="dxa" w:w="80"/>
+              <w:right w:type="dxa" w:w="120"/>
+            </w:tcMar>
+          </w:tcPr>
+          <w:p>
+            <w:pPr>
+              <w:spacing w:after="0" w:before="0"/>
+            </w:pPr>
+            <w:r>
+              <w:rPr>
+                <w:rFonts w:ascii="Arial" w:cs="Arial" w:eastAsia="Arial" w:hAnsi="Arial"/>
+                <w:sz w:val="21"/>
+                <w:szCs w:val="21"/>
+              </w:rPr>
+              <w:t xml:space="preserve"/>
+            </w:r>
+          </w:p>
+        </w:tc>
+      </w:tr>
+    </w:tbl>
+    <w:p>
+      <w:pPr>
+        <w:keepNext/>
         <w:pBdr>
           <w:bottom w:val="single" w:color="111111" w:sz="12" w:space="6"/>
         </w:pBdr>
@@ -3158,7 +3268,7 @@
           <w:sz w:val="22"/>
           <w:szCs w:val="22"/>
         </w:rPr>
-        <w:t xml:space="preserve">8.  </w:t>
+        <w:t xml:space="preserve">9.  </w:t>
       </w:r>
       <w:r>
         <w:rPr>
@@ -3308,7 +3418,7 @@
                 <w:sz w:val="18"/>
                 <w:szCs w:val="18"/>
               </w:rPr>
-              <w:t xml:space="preserve">What do people usually think before their first visit?</w:t>
+              <w:t xml:space="preserve">Why do some people hold off on booking or buying?</w:t>
             </w:r>
           </w:p>
         </w:tc>
@@ -3376,74 +3486,6 @@
                 <w:sz w:val="18"/>
                 <w:szCs w:val="18"/>
               </w:rPr>
-              <w:t xml:space="preserve">Why do some people hold off on booking or buying?</w:t>
-            </w:r>
-          </w:p>
-        </w:tc>
-        <w:tc>
-          <w:tcPr>
-            <w:tcW w:type="dxa" w:w="6168"/>
-            <w:tcBorders>
-              <w:top w:val="single" w:color="BFBFBF" w:sz="4"/>
-              <w:left w:val="single" w:color="BFBFBF" w:sz="4"/>
-              <w:bottom w:val="single" w:color="BFBFBF" w:sz="4"/>
-              <w:right w:val="single" w:color="BFBFBF" w:sz="4"/>
-            </w:tcBorders>
-            <w:tcMar>
-              <w:top w:type="dxa" w:w="80"/>
-              <w:left w:type="dxa" w:w="120"/>
-              <w:bottom w:type="dxa" w:w="80"/>
-              <w:right w:type="dxa" w:w="120"/>
-            </w:tcMar>
-          </w:tcPr>
-          <w:p>
-            <w:pPr>
-              <w:spacing w:after="0" w:before="0"/>
-            </w:pPr>
-            <w:r>
-              <w:rPr>
-                <w:rFonts w:ascii="Arial" w:cs="Arial" w:eastAsia="Arial" w:hAnsi="Arial"/>
-                <w:sz w:val="21"/>
-                <w:szCs w:val="21"/>
-              </w:rPr>
-              <w:t xml:space="preserve"/>
-            </w:r>
-          </w:p>
-        </w:tc>
-      </w:tr>
-      <w:tr>
-        <w:trPr>
-          <w:cantSplit/>
-          <w:trHeight w:val="700" w:hRule="atLeast"/>
-        </w:trPr>
-        <w:tc>
-          <w:tcPr>
-            <w:tcW w:type="dxa" w:w="3470"/>
-            <w:tcBorders>
-              <w:top w:val="single" w:color="BFBFBF" w:sz="4"/>
-              <w:left w:val="single" w:color="BFBFBF" w:sz="4"/>
-              <w:bottom w:val="single" w:color="BFBFBF" w:sz="4"/>
-              <w:right w:val="single" w:color="BFBFBF" w:sz="4"/>
-            </w:tcBorders>
-            <w:shd w:fill="F2F2F2" w:color="auto" w:val="clear"/>
-            <w:tcMar>
-              <w:top w:type="dxa" w:w="80"/>
-              <w:left w:type="dxa" w:w="120"/>
-              <w:bottom w:type="dxa" w:w="80"/>
-              <w:right w:type="dxa" w:w="120"/>
-            </w:tcMar>
-          </w:tcPr>
-          <w:p>
-            <w:pPr>
-              <w:spacing w:after="0" w:before="0"/>
-            </w:pPr>
-            <w:r>
-              <w:rPr>
-                <w:rFonts w:ascii="Arial" w:cs="Arial" w:eastAsia="Arial" w:hAnsi="Arial"/>
-                <w:color w:val="6F6F6F"/>
-                <w:sz w:val="18"/>
-                <w:szCs w:val="18"/>
-              </w:rPr>
               <w:t xml:space="preserve">What annoys people about businesses like yours?</w:t>
             </w:r>
           </w:p>
@@ -3493,7 +3535,7 @@
           <w:sz w:val="22"/>
           <w:szCs w:val="22"/>
         </w:rPr>
-        <w:t xml:space="preserve">9.  </w:t>
+        <w:t xml:space="preserve">10.  </w:t>
       </w:r>
       <w:r>
         <w:rPr>
@@ -3603,7 +3645,7 @@
           <w:sz w:val="22"/>
           <w:szCs w:val="22"/>
         </w:rPr>
-        <w:t xml:space="preserve">10.  </w:t>
+        <w:t xml:space="preserve">11.  </w:t>
       </w:r>
       <w:r>
         <w:rPr>
@@ -3613,7 +3655,7 @@
           <w:sz w:val="22"/>
           <w:szCs w:val="22"/>
         </w:rPr>
-        <w:t xml:space="preserve">Paste 2 or 3 real reviews or messages from happy customers.</w:t>
+        <w:t xml:space="preserve">What do people assume about you before their first visit, and what's actually true?</w:t>
       </w:r>
     </w:p>
     <w:p>
@@ -3628,7 +3670,7 @@
           <w:sz w:val="19"/>
           <w:szCs w:val="19"/>
         </w:rPr>
-        <w:t xml:space="preserve">Word for word is best. Google reviews, DMs, texts all work.</w:t>
+        <w:t xml:space="preserve">The gap between what people expect and what really happens is where the best videos come from.</w:t>
       </w:r>
     </w:p>
     <w:p>
@@ -3645,7 +3687,7 @@
           <w:sz w:val="18"/>
           <w:szCs w:val="18"/>
         </w:rPr>
-        <w:t xml:space="preserve">Paste here</w:t>
+        <w:t xml:space="preserve">e.g. They think we'll crack their neck and it'll hurt. Most first visits are slow, gentle and mostly talking.</w:t>
       </w:r>
     </w:p>
     <w:tbl>
@@ -3703,6 +3745,116 @@
     <w:p>
       <w:pPr>
         <w:keepNext/>
+        <w:spacing w:after="60" w:before="280"/>
+      </w:pPr>
+      <w:r>
+        <w:rPr>
+          <w:rFonts w:ascii="Arial" w:cs="Arial" w:eastAsia="Arial" w:hAnsi="Arial"/>
+          <w:b/>
+          <w:bCs/>
+          <w:sz w:val="22"/>
+          <w:szCs w:val="22"/>
+        </w:rPr>
+        <w:t xml:space="preserve">12.  </w:t>
+      </w:r>
+      <w:r>
+        <w:rPr>
+          <w:rFonts w:ascii="Arial" w:cs="Arial" w:eastAsia="Arial" w:hAnsi="Arial"/>
+          <w:b/>
+          <w:bCs/>
+          <w:sz w:val="22"/>
+          <w:szCs w:val="22"/>
+        </w:rPr>
+        <w:t xml:space="preserve">Paste 2 or 3 real reviews or messages from happy customers.</w:t>
+      </w:r>
+    </w:p>
+    <w:p>
+      <w:pPr>
+        <w:keepNext/>
+        <w:spacing w:after="80" w:before="0"/>
+      </w:pPr>
+      <w:r>
+        <w:rPr>
+          <w:rFonts w:ascii="Arial" w:cs="Arial" w:eastAsia="Arial" w:hAnsi="Arial"/>
+          <w:color w:val="6F6F6F"/>
+          <w:sz w:val="19"/>
+          <w:szCs w:val="19"/>
+        </w:rPr>
+        <w:t xml:space="preserve">Word for word is best. Google reviews, DMs, texts all work.</w:t>
+      </w:r>
+    </w:p>
+    <w:p>
+      <w:pPr>
+        <w:keepNext/>
+        <w:spacing w:after="80" w:before="0"/>
+      </w:pPr>
+      <w:r>
+        <w:rPr>
+          <w:rFonts w:ascii="Arial" w:cs="Arial" w:eastAsia="Arial" w:hAnsi="Arial"/>
+          <w:i/>
+          <w:iCs/>
+          <w:color w:val="9A9A9A"/>
+          <w:sz w:val="18"/>
+          <w:szCs w:val="18"/>
+        </w:rPr>
+        <w:t xml:space="preserve">Paste here</w:t>
+      </w:r>
+    </w:p>
+    <w:tbl>
+      <w:tblPr>
+        <w:tblW w:type="dxa" w:w="9638"/>
+        <w:tblBorders>
+          <w:top w:val="single" w:color="auto" w:sz="4"/>
+          <w:left w:val="single" w:color="auto" w:sz="4"/>
+          <w:bottom w:val="single" w:color="auto" w:sz="4"/>
+          <w:right w:val="single" w:color="auto" w:sz="4"/>
+          <w:insideH w:val="single" w:color="auto" w:sz="4"/>
+          <w:insideV w:val="single" w:color="auto" w:sz="4"/>
+        </w:tblBorders>
+      </w:tblPr>
+      <w:tblGrid>
+        <w:gridCol w:w="9638"/>
+      </w:tblGrid>
+      <w:tr>
+        <w:trPr>
+          <w:cantSplit/>
+          <w:trHeight w:val="1300" w:hRule="atLeast"/>
+        </w:trPr>
+        <w:tc>
+          <w:tcPr>
+            <w:tcW w:type="dxa" w:w="9638"/>
+            <w:tcBorders>
+              <w:top w:val="single" w:color="BFBFBF" w:sz="4"/>
+              <w:left w:val="single" w:color="BFBFBF" w:sz="4"/>
+              <w:bottom w:val="single" w:color="BFBFBF" w:sz="4"/>
+              <w:right w:val="single" w:color="BFBFBF" w:sz="4"/>
+            </w:tcBorders>
+            <w:tcMar>
+              <w:top w:type="dxa" w:w="80"/>
+              <w:left w:type="dxa" w:w="120"/>
+              <w:bottom w:type="dxa" w:w="80"/>
+              <w:right w:type="dxa" w:w="120"/>
+            </w:tcMar>
+          </w:tcPr>
+          <w:p>
+            <w:pPr>
+              <w:spacing w:after="0" w:before="0"/>
+            </w:pPr>
+            <w:r>
+              <w:rPr>
+                <w:rFonts w:ascii="Arial" w:cs="Arial" w:eastAsia="Arial" w:hAnsi="Arial"/>
+                <w:sz w:val="21"/>
+                <w:szCs w:val="21"/>
+              </w:rPr>
+              <w:t xml:space="preserve"/>
+            </w:r>
+          </w:p>
+        </w:tc>
+      </w:tr>
+    </w:tbl>
+    <w:p>
+      <w:pPr>
+        <w:keepNext/>
         <w:pBdr>
           <w:bottom w:val="single" w:color="111111" w:sz="12" w:space="6"/>
         </w:pBdr>
@@ -3741,7 +3893,7 @@
           <w:sz w:val="22"/>
           <w:szCs w:val="22"/>
         </w:rPr>
-        <w:t xml:space="preserve">11.  </w:t>
+        <w:t xml:space="preserve">13.  </w:t>
       </w:r>
       <w:r>
         <w:rPr>
@@ -3926,74 +4078,6 @@
           </w:p>
         </w:tc>
       </w:tr>
-      <w:tr>
-        <w:trPr>
-          <w:cantSplit/>
-          <w:trHeight w:val="700" w:hRule="atLeast"/>
-        </w:trPr>
-        <w:tc>
-          <w:tcPr>
-            <w:tcW w:type="dxa" w:w="3470"/>
-            <w:tcBorders>
-              <w:top w:val="single" w:color="BFBFBF" w:sz="4"/>
-              <w:left w:val="single" w:color="BFBFBF" w:sz="4"/>
-              <w:bottom w:val="single" w:color="BFBFBF" w:sz="4"/>
-              <w:right w:val="single" w:color="BFBFBF" w:sz="4"/>
-            </w:tcBorders>
-            <w:shd w:fill="F2F2F2" w:color="auto" w:val="clear"/>
-            <w:tcMar>
-              <w:top w:type="dxa" w:w="80"/>
-              <w:left w:type="dxa" w:w="120"/>
-              <w:bottom w:type="dxa" w:w="80"/>
-              <w:right w:type="dxa" w:w="120"/>
-            </w:tcMar>
-          </w:tcPr>
-          <w:p>
-            <w:pPr>
-              <w:spacing w:after="0" w:before="0"/>
-            </w:pPr>
-            <w:r>
-              <w:rPr>
-                <w:rFonts w:ascii="Arial" w:cs="Arial" w:eastAsia="Arial" w:hAnsi="Arial"/>
-                <w:color w:val="6F6F6F"/>
-                <w:sz w:val="18"/>
-                <w:szCs w:val="18"/>
-              </w:rPr>
-              <w:t xml:space="preserve">What customers think happens here vs what really happens</w:t>
-            </w:r>
-          </w:p>
-        </w:tc>
-        <w:tc>
-          <w:tcPr>
-            <w:tcW w:type="dxa" w:w="6168"/>
-            <w:tcBorders>
-              <w:top w:val="single" w:color="BFBFBF" w:sz="4"/>
-              <w:left w:val="single" w:color="BFBFBF" w:sz="4"/>
-              <w:bottom w:val="single" w:color="BFBFBF" w:sz="4"/>
-              <w:right w:val="single" w:color="BFBFBF" w:sz="4"/>
-            </w:tcBorders>
-            <w:tcMar>
-              <w:top w:type="dxa" w:w="80"/>
-              <w:left w:type="dxa" w:w="120"/>
-              <w:bottom w:type="dxa" w:w="80"/>
-              <w:right w:type="dxa" w:w="120"/>
-            </w:tcMar>
-          </w:tcPr>
-          <w:p>
-            <w:pPr>
-              <w:spacing w:after="0" w:before="0"/>
-            </w:pPr>
-            <w:r>
-              <w:rPr>
-                <w:rFonts w:ascii="Arial" w:cs="Arial" w:eastAsia="Arial" w:hAnsi="Arial"/>
-                <w:sz w:val="21"/>
-                <w:szCs w:val="21"/>
-              </w:rPr>
-              <w:t xml:space="preserve"/>
-            </w:r>
-          </w:p>
-        </w:tc>
-      </w:tr>
     </w:tbl>
     <w:p>
       <w:pPr>
@@ -4008,7 +4092,7 @@
           <w:sz w:val="22"/>
           <w:szCs w:val="22"/>
         </w:rPr>
-        <w:t xml:space="preserve">12.  </w:t>
+        <w:t xml:space="preserve">14.  </w:t>
       </w:r>
       <w:r>
         <w:rPr>
@@ -4265,34 +4349,6 @@
     <w:p>
       <w:pPr>
         <w:keepNext/>
-        <w:pBdr>
-          <w:bottom w:val="single" w:color="111111" w:sz="12" w:space="6"/>
-        </w:pBdr>
-        <w:spacing w:after="80" w:before="480"/>
-      </w:pPr>
-      <w:r>
-        <w:rPr>
-          <w:rFonts w:ascii="Arial" w:cs="Arial" w:eastAsia="Arial" w:hAnsi="Arial"/>
-          <w:color w:val="6F6F6F"/>
-          <w:sz w:val="20"/>
-          <w:szCs w:val="20"/>
-        </w:rPr>
-        <w:t xml:space="preserve">06   </w:t>
-      </w:r>
-      <w:r>
-        <w:rPr>
-          <w:rFonts w:ascii="Arial" w:cs="Arial" w:eastAsia="Arial" w:hAnsi="Arial"/>
-          <w:b/>
-          <w:bCs/>
-          <w:sz w:val="32"/>
-          <w:szCs w:val="32"/>
-        </w:rPr>
-        <w:t xml:space="preserve">The Rules</w:t>
-      </w:r>
-    </w:p>
-    <w:p>
-      <w:pPr>
-        <w:keepNext/>
         <w:spacing w:after="60" w:before="280"/>
       </w:pPr>
       <w:r>
@@ -4303,7 +4359,7 @@
           <w:sz w:val="22"/>
           <w:szCs w:val="22"/>
         </w:rPr>
-        <w:t xml:space="preserve">13.  </w:t>
+        <w:t xml:space="preserve">15.  </w:t>
       </w:r>
       <w:r>
         <w:rPr>
@@ -4313,7 +4369,7 @@
           <w:sz w:val="22"/>
           <w:szCs w:val="22"/>
         </w:rPr>
-        <w:t xml:space="preserve">Does your industry have rules about advertising?</w:t>
+        <w:t xml:space="preserve">What's something only you have?</w:t>
       </w:r>
     </w:p>
     <w:p>
@@ -4328,7 +4384,7 @@
           <w:sz w:val="19"/>
           <w:szCs w:val="19"/>
         </w:rPr>
-        <w:t xml:space="preserve">Pick any that apply. Not sure is a perfectly good answer.</w:t>
+        <w:t xml:space="preserve">A signature move, a ritual, a prop, a regular, a view, a sound. The little things customers remember and competitors can't copy.</w:t>
       </w:r>
     </w:p>
     <w:p>
@@ -4339,73 +4395,13 @@
       <w:r>
         <w:rPr>
           <w:rFonts w:ascii="Arial" w:cs="Arial" w:eastAsia="Arial" w:hAnsi="Arial"/>
-          <w:color w:val="6F6F6F"/>
-          <w:sz w:val="17"/>
-          <w:szCs w:val="17"/>
-        </w:rPr>
-        <w:t xml:space="preserve">Tick any that apply. Swap ☐ for ☒, or highlight your pick.</w:t>
-      </w:r>
-    </w:p>
-    <w:p>
-      <w:pPr>
-        <w:keepNext/>
-        <w:spacing w:after="120" w:before="0" w:line="360"/>
-      </w:pPr>
-      <w:r>
-        <w:rPr>
-          <w:rFonts w:ascii="Arial" w:cs="Arial" w:eastAsia="Arial" w:hAnsi="Arial"/>
-          <w:sz w:val="21"/>
-          <w:szCs w:val="21"/>
-        </w:rPr>
-        <w:t xml:space="preserve">☐ Health (AHPRA)</w:t>
-      </w:r>
-      <w:r>
-        <w:rPr>
-          <w:rFonts w:ascii="Arial" w:cs="Arial" w:eastAsia="Arial" w:hAnsi="Arial"/>
-          <w:sz w:val="21"/>
-          <w:szCs w:val="21"/>
-        </w:rPr>
-        <w:t xml:space="preserve">      ☐ Food</w:t>
-      </w:r>
-      <w:r>
-        <w:rPr>
-          <w:rFonts w:ascii="Arial" w:cs="Arial" w:eastAsia="Arial" w:hAnsi="Arial"/>
-          <w:sz w:val="21"/>
-          <w:szCs w:val="21"/>
-        </w:rPr>
-        <w:t xml:space="preserve">      ☐ Alcohol</w:t>
-      </w:r>
-      <w:r>
-        <w:rPr>
-          <w:rFonts w:ascii="Arial" w:cs="Arial" w:eastAsia="Arial" w:hAnsi="Arial"/>
-          <w:sz w:val="21"/>
-          <w:szCs w:val="21"/>
-        </w:rPr>
-        <w:t xml:space="preserve">      ☐ None</w:t>
-      </w:r>
-      <w:r>
-        <w:rPr>
-          <w:rFonts w:ascii="Arial" w:cs="Arial" w:eastAsia="Arial" w:hAnsi="Arial"/>
-          <w:sz w:val="21"/>
-          <w:szCs w:val="21"/>
-        </w:rPr>
-        <w:t xml:space="preserve">      ☐ Not sure</w:t>
-      </w:r>
-    </w:p>
-    <w:p>
-      <w:pPr>
-        <w:keepNext/>
-        <w:spacing w:after="80" w:before="0"/>
-      </w:pPr>
-      <w:r>
-        <w:rPr>
-          <w:rFonts w:ascii="Arial" w:cs="Arial" w:eastAsia="Arial" w:hAnsi="Arial"/>
-          <w:b/>
-          <w:bCs/>
-          <w:sz w:val="19"/>
-          <w:szCs w:val="19"/>
-        </w:rPr>
-        <w:t xml:space="preserve">Words or promises you can't use</w:t>
+          <w:i/>
+          <w:iCs/>
+          <w:color w:val="9A9A9A"/>
+          <w:sz w:val="18"/>
+          <w:szCs w:val="18"/>
+        </w:rPr>
+        <w:t xml:space="preserve">e.g. Every client gets a hot towel at the end, and our dog Biscuit meets everyone at the door.</w:t>
       </w:r>
     </w:p>
     <w:tbl>
@@ -4426,7 +4422,7 @@
       <w:tr>
         <w:trPr>
           <w:cantSplit/>
-          <w:trHeight w:val="800" w:hRule="atLeast"/>
+          <w:trHeight w:val="1300" w:hRule="atLeast"/>
         </w:trPr>
         <w:tc>
           <w:tcPr>
@@ -4528,75 +4524,7 @@
                 <w:sz w:val="18"/>
                 <w:szCs w:val="18"/>
               </w:rPr>
-              <w:t xml:space="preserve">Anything you always have to say? (e.g. "results may vary")</w:t>
-            </w:r>
-          </w:p>
-        </w:tc>
-        <w:tc>
-          <w:tcPr>
-            <w:tcW w:type="dxa" w:w="6168"/>
-            <w:tcBorders>
-              <w:top w:val="single" w:color="BFBFBF" w:sz="4"/>
-              <w:left w:val="single" w:color="BFBFBF" w:sz="4"/>
-              <w:bottom w:val="single" w:color="BFBFBF" w:sz="4"/>
-              <w:right w:val="single" w:color="BFBFBF" w:sz="4"/>
-            </w:tcBorders>
-            <w:tcMar>
-              <w:top w:type="dxa" w:w="80"/>
-              <w:left w:type="dxa" w:w="120"/>
-              <w:bottom w:type="dxa" w:w="80"/>
-              <w:right w:type="dxa" w:w="120"/>
-            </w:tcMar>
-          </w:tcPr>
-          <w:p>
-            <w:pPr>
-              <w:spacing w:after="0" w:before="0"/>
-            </w:pPr>
-            <w:r>
-              <w:rPr>
-                <w:rFonts w:ascii="Arial" w:cs="Arial" w:eastAsia="Arial" w:hAnsi="Arial"/>
-                <w:sz w:val="21"/>
-                <w:szCs w:val="21"/>
-              </w:rPr>
-              <w:t xml:space="preserve"/>
-            </w:r>
-          </w:p>
-        </w:tc>
-      </w:tr>
-      <w:tr>
-        <w:trPr>
-          <w:cantSplit/>
-          <w:trHeight w:val="700" w:hRule="atLeast"/>
-        </w:trPr>
-        <w:tc>
-          <w:tcPr>
-            <w:tcW w:type="dxa" w:w="3470"/>
-            <w:tcBorders>
-              <w:top w:val="single" w:color="BFBFBF" w:sz="4"/>
-              <w:left w:val="single" w:color="BFBFBF" w:sz="4"/>
-              <w:bottom w:val="single" w:color="BFBFBF" w:sz="4"/>
-              <w:right w:val="single" w:color="BFBFBF" w:sz="4"/>
-            </w:tcBorders>
-            <w:shd w:fill="F2F2F2" w:color="auto" w:val="clear"/>
-            <w:tcMar>
-              <w:top w:type="dxa" w:w="80"/>
-              <w:left w:type="dxa" w:w="120"/>
-              <w:bottom w:type="dxa" w:w="80"/>
-              <w:right w:type="dxa" w:w="120"/>
-            </w:tcMar>
-          </w:tcPr>
-          <w:p>
-            <w:pPr>
-              <w:spacing w:after="0" w:before="0"/>
-            </w:pPr>
-            <w:r>
-              <w:rPr>
-                <w:rFonts w:ascii="Arial" w:cs="Arial" w:eastAsia="Arial" w:hAnsi="Arial"/>
-                <w:color w:val="6F6F6F"/>
-                <w:sz w:val="18"/>
-                <w:szCs w:val="18"/>
-              </w:rPr>
-              <w:t xml:space="preserve">Rules about reviews, before-and-after photos or discounts</w:t>
+              <w:t xml:space="preserve">What's everyone in your industry posting that you're sick of seeing?</w:t>
             </w:r>
           </w:p>
         </w:tc>
@@ -4647,7 +4575,7 @@
           <w:sz w:val="20"/>
           <w:szCs w:val="20"/>
         </w:rPr>
-        <w:t xml:space="preserve">07   </w:t>
+        <w:t xml:space="preserve">06   </w:t>
       </w:r>
       <w:r>
         <w:rPr>
@@ -4657,7 +4585,7 @@
           <w:sz w:val="32"/>
           <w:szCs w:val="32"/>
         </w:rPr>
-        <w:t xml:space="preserve">Filming &amp; Style</w:t>
+        <w:t xml:space="preserve">The Rules</w:t>
       </w:r>
     </w:p>
     <w:p>
@@ -4673,7 +4601,7 @@
           <w:sz w:val="22"/>
           <w:szCs w:val="22"/>
         </w:rPr>
-        <w:t xml:space="preserve">14.  </w:t>
+        <w:t xml:space="preserve">16.  </w:t>
       </w:r>
       <w:r>
         <w:rPr>
@@ -4683,7 +4611,7 @@
           <w:sz w:val="22"/>
           <w:szCs w:val="22"/>
         </w:rPr>
-        <w:t xml:space="preserve">Where can you film?</w:t>
+        <w:t xml:space="preserve">Does your industry have rules about advertising?</w:t>
       </w:r>
     </w:p>
     <w:p>
@@ -4698,7 +4626,7 @@
           <w:sz w:val="19"/>
           <w:szCs w:val="19"/>
         </w:rPr>
-        <w:t xml:space="preserve">List every spot you could film in, inside and out. We'll build your video ideas around these, so the more the better.</w:t>
+        <w:t xml:space="preserve">Pick any that apply. Not sure is a perfectly good answer.</w:t>
       </w:r>
     </w:p>
     <w:p>
@@ -4709,13 +4637,73 @@
       <w:r>
         <w:rPr>
           <w:rFonts w:ascii="Arial" w:cs="Arial" w:eastAsia="Arial" w:hAnsi="Arial"/>
-          <w:i/>
-          <w:iCs/>
-          <w:color w:val="9A9A9A"/>
-          <w:sz w:val="18"/>
-          <w:szCs w:val="18"/>
-        </w:rPr>
-        <w:t xml:space="preserve">e.g. Treatment room, reception desk, the shopfront, my car, the park across the road</w:t>
+          <w:color w:val="6F6F6F"/>
+          <w:sz w:val="17"/>
+          <w:szCs w:val="17"/>
+        </w:rPr>
+        <w:t xml:space="preserve">Tick any that apply. Swap ☐ for ☒, or highlight your pick.</w:t>
+      </w:r>
+    </w:p>
+    <w:p>
+      <w:pPr>
+        <w:keepNext/>
+        <w:spacing w:after="120" w:before="0" w:line="360"/>
+      </w:pPr>
+      <w:r>
+        <w:rPr>
+          <w:rFonts w:ascii="Arial" w:cs="Arial" w:eastAsia="Arial" w:hAnsi="Arial"/>
+          <w:sz w:val="21"/>
+          <w:szCs w:val="21"/>
+        </w:rPr>
+        <w:t xml:space="preserve">☐ Health (AHPRA)</w:t>
+      </w:r>
+      <w:r>
+        <w:rPr>
+          <w:rFonts w:ascii="Arial" w:cs="Arial" w:eastAsia="Arial" w:hAnsi="Arial"/>
+          <w:sz w:val="21"/>
+          <w:szCs w:val="21"/>
+        </w:rPr>
+        <w:t xml:space="preserve">      ☐ Food</w:t>
+      </w:r>
+      <w:r>
+        <w:rPr>
+          <w:rFonts w:ascii="Arial" w:cs="Arial" w:eastAsia="Arial" w:hAnsi="Arial"/>
+          <w:sz w:val="21"/>
+          <w:szCs w:val="21"/>
+        </w:rPr>
+        <w:t xml:space="preserve">      ☐ Alcohol</w:t>
+      </w:r>
+      <w:r>
+        <w:rPr>
+          <w:rFonts w:ascii="Arial" w:cs="Arial" w:eastAsia="Arial" w:hAnsi="Arial"/>
+          <w:sz w:val="21"/>
+          <w:szCs w:val="21"/>
+        </w:rPr>
+        <w:t xml:space="preserve">      ☐ None</w:t>
+      </w:r>
+      <w:r>
+        <w:rPr>
+          <w:rFonts w:ascii="Arial" w:cs="Arial" w:eastAsia="Arial" w:hAnsi="Arial"/>
+          <w:sz w:val="21"/>
+          <w:szCs w:val="21"/>
+        </w:rPr>
+        <w:t xml:space="preserve">      ☐ Not sure</w:t>
+      </w:r>
+    </w:p>
+    <w:p>
+      <w:pPr>
+        <w:keepNext/>
+        <w:spacing w:after="80" w:before="0"/>
+      </w:pPr>
+      <w:r>
+        <w:rPr>
+          <w:rFonts w:ascii="Arial" w:cs="Arial" w:eastAsia="Arial" w:hAnsi="Arial"/>
+          <w:b/>
+          <w:bCs/>
+          <w:sz w:val="19"/>
+          <w:szCs w:val="19"/>
+        </w:rPr>
+        <w:t xml:space="preserve">Words or promises you can't use</w:t>
       </w:r>
     </w:p>
     <w:tbl>
@@ -4736,7 +4724,7 @@
       <w:tr>
         <w:trPr>
           <w:cantSplit/>
-          <w:trHeight w:val="1300" w:hRule="atLeast"/>
+          <w:trHeight w:val="800" w:hRule="atLeast"/>
         </w:trPr>
         <w:tc>
           <w:tcPr>
@@ -4838,7 +4826,75 @@
                 <w:sz w:val="18"/>
                 <w:szCs w:val="18"/>
               </w:rPr>
-              <w:t xml:space="preserve">Anything you can't show? (customers' faces, computer screens, other brands)</w:t>
+              <w:t xml:space="preserve">Anything you always have to say? (e.g. "results may vary")</w:t>
+            </w:r>
+          </w:p>
+        </w:tc>
+        <w:tc>
+          <w:tcPr>
+            <w:tcW w:type="dxa" w:w="6168"/>
+            <w:tcBorders>
+              <w:top w:val="single" w:color="BFBFBF" w:sz="4"/>
+              <w:left w:val="single" w:color="BFBFBF" w:sz="4"/>
+              <w:bottom w:val="single" w:color="BFBFBF" w:sz="4"/>
+              <w:right w:val="single" w:color="BFBFBF" w:sz="4"/>
+            </w:tcBorders>
+            <w:tcMar>
+              <w:top w:type="dxa" w:w="80"/>
+              <w:left w:type="dxa" w:w="120"/>
+              <w:bottom w:type="dxa" w:w="80"/>
+              <w:right w:type="dxa" w:w="120"/>
+            </w:tcMar>
+          </w:tcPr>
+          <w:p>
+            <w:pPr>
+              <w:spacing w:after="0" w:before="0"/>
+            </w:pPr>
+            <w:r>
+              <w:rPr>
+                <w:rFonts w:ascii="Arial" w:cs="Arial" w:eastAsia="Arial" w:hAnsi="Arial"/>
+                <w:sz w:val="21"/>
+                <w:szCs w:val="21"/>
+              </w:rPr>
+              <w:t xml:space="preserve"/>
+            </w:r>
+          </w:p>
+        </w:tc>
+      </w:tr>
+      <w:tr>
+        <w:trPr>
+          <w:cantSplit/>
+          <w:trHeight w:val="700" w:hRule="atLeast"/>
+        </w:trPr>
+        <w:tc>
+          <w:tcPr>
+            <w:tcW w:type="dxa" w:w="3470"/>
+            <w:tcBorders>
+              <w:top w:val="single" w:color="BFBFBF" w:sz="4"/>
+              <w:left w:val="single" w:color="BFBFBF" w:sz="4"/>
+              <w:bottom w:val="single" w:color="BFBFBF" w:sz="4"/>
+              <w:right w:val="single" w:color="BFBFBF" w:sz="4"/>
+            </w:tcBorders>
+            <w:shd w:fill="F2F2F2" w:color="auto" w:val="clear"/>
+            <w:tcMar>
+              <w:top w:type="dxa" w:w="80"/>
+              <w:left w:type="dxa" w:w="120"/>
+              <w:bottom w:type="dxa" w:w="80"/>
+              <w:right w:type="dxa" w:w="120"/>
+            </w:tcMar>
+          </w:tcPr>
+          <w:p>
+            <w:pPr>
+              <w:spacing w:after="0" w:before="0"/>
+            </w:pPr>
+            <w:r>
+              <w:rPr>
+                <w:rFonts w:ascii="Arial" w:cs="Arial" w:eastAsia="Arial" w:hAnsi="Arial"/>
+                <w:color w:val="6F6F6F"/>
+                <w:sz w:val="18"/>
+                <w:szCs w:val="18"/>
+              </w:rPr>
+              <w:t xml:space="preserve">Rules about reviews, before-and-after photos or discounts</w:t>
             </w:r>
           </w:p>
         </w:tc>
@@ -4874,6 +4930,34 @@
         </w:tc>
       </w:tr>
     </w:tbl>
+    <w:p>
+      <w:pPr>
+        <w:keepNext/>
+        <w:pBdr>
+          <w:bottom w:val="single" w:color="111111" w:sz="12" w:space="6"/>
+        </w:pBdr>
+        <w:spacing w:after="80" w:before="480"/>
+      </w:pPr>
+      <w:r>
+        <w:rPr>
+          <w:rFonts w:ascii="Arial" w:cs="Arial" w:eastAsia="Arial" w:hAnsi="Arial"/>
+          <w:color w:val="6F6F6F"/>
+          <w:sz w:val="20"/>
+          <w:szCs w:val="20"/>
+        </w:rPr>
+        <w:t xml:space="preserve">07   </w:t>
+      </w:r>
+      <w:r>
+        <w:rPr>
+          <w:rFonts w:ascii="Arial" w:cs="Arial" w:eastAsia="Arial" w:hAnsi="Arial"/>
+          <w:b/>
+          <w:bCs/>
+          <w:sz w:val="32"/>
+          <w:szCs w:val="32"/>
+        </w:rPr>
+        <w:t xml:space="preserve">Filming &amp; Style</w:t>
+      </w:r>
+    </w:p>
     <w:p>
       <w:pPr>
         <w:keepNext/>
@@ -4887,7 +4971,221 @@
           <w:sz w:val="22"/>
           <w:szCs w:val="22"/>
         </w:rPr>
-        <w:t xml:space="preserve">15.  </w:t>
+        <w:t xml:space="preserve">17.  </w:t>
+      </w:r>
+      <w:r>
+        <w:rPr>
+          <w:rFonts w:ascii="Arial" w:cs="Arial" w:eastAsia="Arial" w:hAnsi="Arial"/>
+          <w:b/>
+          <w:bCs/>
+          <w:sz w:val="22"/>
+          <w:szCs w:val="22"/>
+        </w:rPr>
+        <w:t xml:space="preserve">Where can you film?</w:t>
+      </w:r>
+    </w:p>
+    <w:p>
+      <w:pPr>
+        <w:keepNext/>
+        <w:spacing w:after="80" w:before="0"/>
+      </w:pPr>
+      <w:r>
+        <w:rPr>
+          <w:rFonts w:ascii="Arial" w:cs="Arial" w:eastAsia="Arial" w:hAnsi="Arial"/>
+          <w:color w:val="6F6F6F"/>
+          <w:sz w:val="19"/>
+          <w:szCs w:val="19"/>
+        </w:rPr>
+        <w:t xml:space="preserve">List every spot you could film in, inside and out. We'll build your video ideas around these, so the more the better.</w:t>
+      </w:r>
+    </w:p>
+    <w:p>
+      <w:pPr>
+        <w:keepNext/>
+        <w:spacing w:after="80" w:before="0"/>
+      </w:pPr>
+      <w:r>
+        <w:rPr>
+          <w:rFonts w:ascii="Arial" w:cs="Arial" w:eastAsia="Arial" w:hAnsi="Arial"/>
+          <w:i/>
+          <w:iCs/>
+          <w:color w:val="9A9A9A"/>
+          <w:sz w:val="18"/>
+          <w:szCs w:val="18"/>
+        </w:rPr>
+        <w:t xml:space="preserve">e.g. Treatment room, reception desk, the shopfront, my car, the park across the road</w:t>
+      </w:r>
+    </w:p>
+    <w:tbl>
+      <w:tblPr>
+        <w:tblW w:type="dxa" w:w="9638"/>
+        <w:tblBorders>
+          <w:top w:val="single" w:color="auto" w:sz="4"/>
+          <w:left w:val="single" w:color="auto" w:sz="4"/>
+          <w:bottom w:val="single" w:color="auto" w:sz="4"/>
+          <w:right w:val="single" w:color="auto" w:sz="4"/>
+          <w:insideH w:val="single" w:color="auto" w:sz="4"/>
+          <w:insideV w:val="single" w:color="auto" w:sz="4"/>
+        </w:tblBorders>
+      </w:tblPr>
+      <w:tblGrid>
+        <w:gridCol w:w="9638"/>
+      </w:tblGrid>
+      <w:tr>
+        <w:trPr>
+          <w:cantSplit/>
+          <w:trHeight w:val="1300" w:hRule="atLeast"/>
+        </w:trPr>
+        <w:tc>
+          <w:tcPr>
+            <w:tcW w:type="dxa" w:w="9638"/>
+            <w:tcBorders>
+              <w:top w:val="single" w:color="BFBFBF" w:sz="4"/>
+              <w:left w:val="single" w:color="BFBFBF" w:sz="4"/>
+              <w:bottom w:val="single" w:color="BFBFBF" w:sz="4"/>
+              <w:right w:val="single" w:color="BFBFBF" w:sz="4"/>
+            </w:tcBorders>
+            <w:tcMar>
+              <w:top w:type="dxa" w:w="80"/>
+              <w:left w:type="dxa" w:w="120"/>
+              <w:bottom w:type="dxa" w:w="80"/>
+              <w:right w:type="dxa" w:w="120"/>
+            </w:tcMar>
+          </w:tcPr>
+          <w:p>
+            <w:pPr>
+              <w:spacing w:after="0" w:before="0"/>
+            </w:pPr>
+            <w:r>
+              <w:rPr>
+                <w:rFonts w:ascii="Arial" w:cs="Arial" w:eastAsia="Arial" w:hAnsi="Arial"/>
+                <w:sz w:val="21"/>
+                <w:szCs w:val="21"/>
+              </w:rPr>
+              <w:t xml:space="preserve"/>
+            </w:r>
+          </w:p>
+        </w:tc>
+      </w:tr>
+    </w:tbl>
+    <w:p>
+      <w:pPr>
+        <w:keepNext/>
+        <w:spacing w:after="80" w:before="160"/>
+      </w:pPr>
+      <w:r>
+        <w:rPr>
+          <w:rFonts w:ascii="Arial" w:cs="Arial" w:eastAsia="Arial" w:hAnsi="Arial"/>
+          <w:b/>
+          <w:bCs/>
+          <w:caps/>
+          <w:color w:val="6F6F6F"/>
+          <w:spacing w:val="20"/>
+          <w:sz w:val="16"/>
+          <w:szCs w:val="16"/>
+        </w:rPr>
+        <w:t xml:space="preserve">Got more to say? Optional</w:t>
+      </w:r>
+    </w:p>
+    <w:tbl>
+      <w:tblPr>
+        <w:tblW w:type="dxa" w:w="9638"/>
+        <w:tblBorders>
+          <w:top w:val="single" w:color="auto" w:sz="4"/>
+          <w:left w:val="single" w:color="auto" w:sz="4"/>
+          <w:bottom w:val="single" w:color="auto" w:sz="4"/>
+          <w:right w:val="single" w:color="auto" w:sz="4"/>
+          <w:insideH w:val="single" w:color="auto" w:sz="4"/>
+          <w:insideV w:val="single" w:color="auto" w:sz="4"/>
+        </w:tblBorders>
+      </w:tblPr>
+      <w:tblGrid>
+        <w:gridCol w:w="3470"/>
+        <w:gridCol w:w="6168"/>
+      </w:tblGrid>
+      <w:tr>
+        <w:trPr>
+          <w:cantSplit/>
+          <w:trHeight w:val="700" w:hRule="atLeast"/>
+        </w:trPr>
+        <w:tc>
+          <w:tcPr>
+            <w:tcW w:type="dxa" w:w="3470"/>
+            <w:tcBorders>
+              <w:top w:val="single" w:color="BFBFBF" w:sz="4"/>
+              <w:left w:val="single" w:color="BFBFBF" w:sz="4"/>
+              <w:bottom w:val="single" w:color="BFBFBF" w:sz="4"/>
+              <w:right w:val="single" w:color="BFBFBF" w:sz="4"/>
+            </w:tcBorders>
+            <w:shd w:fill="F2F2F2" w:color="auto" w:val="clear"/>
+            <w:tcMar>
+              <w:top w:type="dxa" w:w="80"/>
+              <w:left w:type="dxa" w:w="120"/>
+              <w:bottom w:type="dxa" w:w="80"/>
+              <w:right w:type="dxa" w:w="120"/>
+            </w:tcMar>
+          </w:tcPr>
+          <w:p>
+            <w:pPr>
+              <w:spacing w:after="0" w:before="0"/>
+            </w:pPr>
+            <w:r>
+              <w:rPr>
+                <w:rFonts w:ascii="Arial" w:cs="Arial" w:eastAsia="Arial" w:hAnsi="Arial"/>
+                <w:color w:val="6F6F6F"/>
+                <w:sz w:val="18"/>
+                <w:szCs w:val="18"/>
+              </w:rPr>
+              <w:t xml:space="preserve">Anything you can't show? (customers' faces, computer screens, other brands)</w:t>
+            </w:r>
+          </w:p>
+        </w:tc>
+        <w:tc>
+          <w:tcPr>
+            <w:tcW w:type="dxa" w:w="6168"/>
+            <w:tcBorders>
+              <w:top w:val="single" w:color="BFBFBF" w:sz="4"/>
+              <w:left w:val="single" w:color="BFBFBF" w:sz="4"/>
+              <w:bottom w:val="single" w:color="BFBFBF" w:sz="4"/>
+              <w:right w:val="single" w:color="BFBFBF" w:sz="4"/>
+            </w:tcBorders>
+            <w:tcMar>
+              <w:top w:type="dxa" w:w="80"/>
+              <w:left w:type="dxa" w:w="120"/>
+              <w:bottom w:type="dxa" w:w="80"/>
+              <w:right w:type="dxa" w:w="120"/>
+            </w:tcMar>
+          </w:tcPr>
+          <w:p>
+            <w:pPr>
+              <w:spacing w:after="0" w:before="0"/>
+            </w:pPr>
+            <w:r>
+              <w:rPr>
+                <w:rFonts w:ascii="Arial" w:cs="Arial" w:eastAsia="Arial" w:hAnsi="Arial"/>
+                <w:sz w:val="21"/>
+                <w:szCs w:val="21"/>
+              </w:rPr>
+              <w:t xml:space="preserve"/>
+            </w:r>
+          </w:p>
+        </w:tc>
+      </w:tr>
+    </w:tbl>
+    <w:p>
+      <w:pPr>
+        <w:keepNext/>
+        <w:spacing w:after="60" w:before="280"/>
+      </w:pPr>
+      <w:r>
+        <w:rPr>
+          <w:rFonts w:ascii="Arial" w:cs="Arial" w:eastAsia="Arial" w:hAnsi="Arial"/>
+          <w:b/>
+          <w:bCs/>
+          <w:sz w:val="22"/>
+          <w:szCs w:val="22"/>
+        </w:rPr>
+        <w:t xml:space="preserve">18.  </w:t>
       </w:r>
       <w:r>
         <w:rPr>
@@ -5339,7 +5637,7 @@
           <w:sz w:val="22"/>
           <w:szCs w:val="22"/>
         </w:rPr>
-        <w:t xml:space="preserve">16.  </w:t>
+        <w:t xml:space="preserve">19.  </w:t>
       </w:r>
       <w:r>
         <w:rPr>

--- a/dist/word/ASAP Small Business Brief.docx
+++ b/dist/word/ASAP Small Business Brief.docx
@@ -944,7 +944,7 @@
           <w:sz w:val="32"/>
           <w:szCs w:val="32"/>
         </w:rPr>
-        <w:t xml:space="preserve">Your Prices</w:t>
+        <w:t xml:space="preserve">Your Goals</w:t>
       </w:r>
     </w:p>
     <w:p>
@@ -961,6 +961,638 @@
           <w:szCs w:val="22"/>
         </w:rPr>
         <w:t xml:space="preserve">3.  </w:t>
+      </w:r>
+      <w:r>
+        <w:rPr>
+          <w:rFonts w:ascii="Arial" w:cs="Arial" w:eastAsia="Arial" w:hAnsi="Arial"/>
+          <w:b/>
+          <w:bCs/>
+          <w:sz w:val="22"/>
+          <w:szCs w:val="22"/>
+        </w:rPr>
+        <w:t xml:space="preserve">What do you want your videos to do for your business over the next 3 months?</w:t>
+      </w:r>
+    </w:p>
+    <w:p>
+      <w:pPr>
+        <w:keepNext/>
+        <w:spacing w:after="80" w:before="0"/>
+      </w:pPr>
+      <w:r>
+        <w:rPr>
+          <w:rFonts w:ascii="Arial" w:cs="Arial" w:eastAsia="Arial" w:hAnsi="Arial"/>
+          <w:color w:val="6F6F6F"/>
+          <w:sz w:val="19"/>
+          <w:szCs w:val="19"/>
+        </w:rPr>
+        <w:t xml:space="preserve">More of a certain booking, fill quiet days, launch something, get known locally. Every concept gets built to move this.</w:t>
+      </w:r>
+    </w:p>
+    <w:p>
+      <w:pPr>
+        <w:keepNext/>
+        <w:spacing w:after="80" w:before="0"/>
+      </w:pPr>
+      <w:r>
+        <w:rPr>
+          <w:rFonts w:ascii="Arial" w:cs="Arial" w:eastAsia="Arial" w:hAnsi="Arial"/>
+          <w:b/>
+          <w:bCs/>
+          <w:caps/>
+          <w:spacing w:val="20"/>
+          <w:sz w:val="16"/>
+          <w:szCs w:val="16"/>
+        </w:rPr>
+        <w:t xml:space="preserve">We need this one to plan your content</w:t>
+      </w:r>
+    </w:p>
+    <w:p>
+      <w:pPr>
+        <w:keepNext/>
+        <w:spacing w:after="80" w:before="0"/>
+      </w:pPr>
+      <w:r>
+        <w:rPr>
+          <w:rFonts w:ascii="Arial" w:cs="Arial" w:eastAsia="Arial" w:hAnsi="Arial"/>
+          <w:i/>
+          <w:iCs/>
+          <w:color w:val="9A9A9A"/>
+          <w:sz w:val="18"/>
+          <w:szCs w:val="18"/>
+        </w:rPr>
+        <w:t xml:space="preserve">e.g. Fill our Tuesday and Wednesday afternoons, and get more people booking pregnancy massage.</w:t>
+      </w:r>
+    </w:p>
+    <w:tbl>
+      <w:tblPr>
+        <w:tblW w:type="dxa" w:w="9638"/>
+        <w:tblBorders>
+          <w:top w:val="single" w:color="auto" w:sz="4"/>
+          <w:left w:val="single" w:color="auto" w:sz="4"/>
+          <w:bottom w:val="single" w:color="auto" w:sz="4"/>
+          <w:right w:val="single" w:color="auto" w:sz="4"/>
+          <w:insideH w:val="single" w:color="auto" w:sz="4"/>
+          <w:insideV w:val="single" w:color="auto" w:sz="4"/>
+        </w:tblBorders>
+      </w:tblPr>
+      <w:tblGrid>
+        <w:gridCol w:w="9638"/>
+      </w:tblGrid>
+      <w:tr>
+        <w:trPr>
+          <w:cantSplit/>
+          <w:trHeight w:val="1300" w:hRule="atLeast"/>
+        </w:trPr>
+        <w:tc>
+          <w:tcPr>
+            <w:tcW w:type="dxa" w:w="9638"/>
+            <w:tcBorders>
+              <w:top w:val="single" w:color="BFBFBF" w:sz="4"/>
+              <w:left w:val="single" w:color="BFBFBF" w:sz="4"/>
+              <w:bottom w:val="single" w:color="BFBFBF" w:sz="4"/>
+              <w:right w:val="single" w:color="BFBFBF" w:sz="4"/>
+            </w:tcBorders>
+            <w:tcMar>
+              <w:top w:type="dxa" w:w="80"/>
+              <w:left w:type="dxa" w:w="120"/>
+              <w:bottom w:type="dxa" w:w="80"/>
+              <w:right w:type="dxa" w:w="120"/>
+            </w:tcMar>
+          </w:tcPr>
+          <w:p>
+            <w:pPr>
+              <w:spacing w:after="0" w:before="0"/>
+            </w:pPr>
+            <w:r>
+              <w:rPr>
+                <w:rFonts w:ascii="Arial" w:cs="Arial" w:eastAsia="Arial" w:hAnsi="Arial"/>
+                <w:sz w:val="21"/>
+                <w:szCs w:val="21"/>
+              </w:rPr>
+              <w:t xml:space="preserve"/>
+            </w:r>
+          </w:p>
+        </w:tc>
+      </w:tr>
+    </w:tbl>
+    <w:p>
+      <w:pPr>
+        <w:keepNext/>
+        <w:spacing w:after="60" w:before="280"/>
+      </w:pPr>
+      <w:r>
+        <w:rPr>
+          <w:rFonts w:ascii="Arial" w:cs="Arial" w:eastAsia="Arial" w:hAnsi="Arial"/>
+          <w:b/>
+          <w:bCs/>
+          <w:sz w:val="22"/>
+          <w:szCs w:val="22"/>
+        </w:rPr>
+        <w:t xml:space="preserve">4.  </w:t>
+      </w:r>
+      <w:r>
+        <w:rPr>
+          <w:rFonts w:ascii="Arial" w:cs="Arial" w:eastAsia="Arial" w:hAnsi="Arial"/>
+          <w:b/>
+          <w:bCs/>
+          <w:sz w:val="22"/>
+          <w:szCs w:val="22"/>
+        </w:rPr>
+        <w:t xml:space="preserve">How will we know it's working?</w:t>
+      </w:r>
+    </w:p>
+    <w:p>
+      <w:pPr>
+        <w:keepNext/>
+        <w:spacing w:after="80" w:before="0"/>
+      </w:pPr>
+      <w:r>
+        <w:rPr>
+          <w:rFonts w:ascii="Arial" w:cs="Arial" w:eastAsia="Arial" w:hAnsi="Arial"/>
+          <w:color w:val="6F6F6F"/>
+          <w:sz w:val="19"/>
+          <w:szCs w:val="19"/>
+        </w:rPr>
+        <w:t xml:space="preserve">Rough numbers are perfect. Knowing where you're starting lets us show you what's moved.</w:t>
+      </w:r>
+    </w:p>
+    <w:tbl>
+      <w:tblPr>
+        <w:tblW w:type="dxa" w:w="9638"/>
+        <w:tblBorders>
+          <w:top w:val="single" w:color="auto" w:sz="4"/>
+          <w:left w:val="single" w:color="auto" w:sz="4"/>
+          <w:bottom w:val="single" w:color="auto" w:sz="4"/>
+          <w:right w:val="single" w:color="auto" w:sz="4"/>
+          <w:insideH w:val="single" w:color="auto" w:sz="4"/>
+          <w:insideV w:val="single" w:color="auto" w:sz="4"/>
+        </w:tblBorders>
+      </w:tblPr>
+      <w:tblGrid>
+        <w:gridCol w:w="3470"/>
+        <w:gridCol w:w="6168"/>
+      </w:tblGrid>
+      <w:tr>
+        <w:trPr>
+          <w:cantSplit/>
+          <w:trHeight w:val="520" w:hRule="atLeast"/>
+        </w:trPr>
+        <w:tc>
+          <w:tcPr>
+            <w:tcW w:type="dxa" w:w="3470"/>
+            <w:tcBorders>
+              <w:top w:val="single" w:color="BFBFBF" w:sz="4"/>
+              <w:left w:val="single" w:color="BFBFBF" w:sz="4"/>
+              <w:bottom w:val="single" w:color="BFBFBF" w:sz="4"/>
+              <w:right w:val="single" w:color="BFBFBF" w:sz="4"/>
+            </w:tcBorders>
+            <w:shd w:fill="F2F2F2" w:color="auto" w:val="clear"/>
+            <w:tcMar>
+              <w:top w:type="dxa" w:w="80"/>
+              <w:left w:type="dxa" w:w="120"/>
+              <w:bottom w:type="dxa" w:w="80"/>
+              <w:right w:type="dxa" w:w="120"/>
+            </w:tcMar>
+          </w:tcPr>
+          <w:p>
+            <w:pPr>
+              <w:spacing w:after="0" w:before="0"/>
+            </w:pPr>
+            <w:r>
+              <w:rPr>
+                <w:rFonts w:ascii="Arial" w:cs="Arial" w:eastAsia="Arial" w:hAnsi="Arial"/>
+                <w:color w:val="6F6F6F"/>
+                <w:sz w:val="18"/>
+                <w:szCs w:val="18"/>
+              </w:rPr>
+              <w:t xml:space="preserve">What a win looks like in 3 months</w:t>
+            </w:r>
+          </w:p>
+        </w:tc>
+        <w:tc>
+          <w:tcPr>
+            <w:tcW w:type="dxa" w:w="6168"/>
+            <w:tcBorders>
+              <w:top w:val="single" w:color="BFBFBF" w:sz="4"/>
+              <w:left w:val="single" w:color="BFBFBF" w:sz="4"/>
+              <w:bottom w:val="single" w:color="BFBFBF" w:sz="4"/>
+              <w:right w:val="single" w:color="BFBFBF" w:sz="4"/>
+            </w:tcBorders>
+            <w:tcMar>
+              <w:top w:type="dxa" w:w="80"/>
+              <w:left w:type="dxa" w:w="120"/>
+              <w:bottom w:type="dxa" w:w="80"/>
+              <w:right w:type="dxa" w:w="120"/>
+            </w:tcMar>
+          </w:tcPr>
+          <w:p>
+            <w:pPr>
+              <w:spacing w:after="0" w:before="0"/>
+            </w:pPr>
+            <w:r>
+              <w:rPr>
+                <w:rFonts w:ascii="Arial" w:cs="Arial" w:eastAsia="Arial" w:hAnsi="Arial"/>
+                <w:sz w:val="21"/>
+                <w:szCs w:val="21"/>
+              </w:rPr>
+              <w:t xml:space="preserve"/>
+            </w:r>
+          </w:p>
+        </w:tc>
+      </w:tr>
+      <w:tr>
+        <w:trPr>
+          <w:cantSplit/>
+          <w:trHeight w:val="520" w:hRule="atLeast"/>
+        </w:trPr>
+        <w:tc>
+          <w:tcPr>
+            <w:tcW w:type="dxa" w:w="3470"/>
+            <w:tcBorders>
+              <w:top w:val="single" w:color="BFBFBF" w:sz="4"/>
+              <w:left w:val="single" w:color="BFBFBF" w:sz="4"/>
+              <w:bottom w:val="single" w:color="BFBFBF" w:sz="4"/>
+              <w:right w:val="single" w:color="BFBFBF" w:sz="4"/>
+            </w:tcBorders>
+            <w:shd w:fill="F2F2F2" w:color="auto" w:val="clear"/>
+            <w:tcMar>
+              <w:top w:type="dxa" w:w="80"/>
+              <w:left w:type="dxa" w:w="120"/>
+              <w:bottom w:type="dxa" w:w="80"/>
+              <w:right w:type="dxa" w:w="120"/>
+            </w:tcMar>
+          </w:tcPr>
+          <w:p>
+            <w:pPr>
+              <w:spacing w:after="0" w:before="0"/>
+            </w:pPr>
+            <w:r>
+              <w:rPr>
+                <w:rFonts w:ascii="Arial" w:cs="Arial" w:eastAsia="Arial" w:hAnsi="Arial"/>
+                <w:color w:val="6F6F6F"/>
+                <w:sz w:val="18"/>
+                <w:szCs w:val="18"/>
+              </w:rPr>
+              <w:t xml:space="preserve">How you'll measure it</w:t>
+            </w:r>
+          </w:p>
+        </w:tc>
+        <w:tc>
+          <w:tcPr>
+            <w:tcW w:type="dxa" w:w="6168"/>
+            <w:tcBorders>
+              <w:top w:val="single" w:color="BFBFBF" w:sz="4"/>
+              <w:left w:val="single" w:color="BFBFBF" w:sz="4"/>
+              <w:bottom w:val="single" w:color="BFBFBF" w:sz="4"/>
+              <w:right w:val="single" w:color="BFBFBF" w:sz="4"/>
+            </w:tcBorders>
+            <w:tcMar>
+              <w:top w:type="dxa" w:w="80"/>
+              <w:left w:type="dxa" w:w="120"/>
+              <w:bottom w:type="dxa" w:w="80"/>
+              <w:right w:type="dxa" w:w="120"/>
+            </w:tcMar>
+          </w:tcPr>
+          <w:p>
+            <w:pPr>
+              <w:spacing w:after="0" w:before="0"/>
+            </w:pPr>
+            <w:r>
+              <w:rPr>
+                <w:rFonts w:ascii="Arial" w:cs="Arial" w:eastAsia="Arial" w:hAnsi="Arial"/>
+                <w:sz w:val="21"/>
+                <w:szCs w:val="21"/>
+              </w:rPr>
+              <w:t xml:space="preserve"/>
+            </w:r>
+          </w:p>
+        </w:tc>
+      </w:tr>
+      <w:tr>
+        <w:trPr>
+          <w:cantSplit/>
+          <w:trHeight w:val="520" w:hRule="atLeast"/>
+        </w:trPr>
+        <w:tc>
+          <w:tcPr>
+            <w:tcW w:type="dxa" w:w="3470"/>
+            <w:tcBorders>
+              <w:top w:val="single" w:color="BFBFBF" w:sz="4"/>
+              <w:left w:val="single" w:color="BFBFBF" w:sz="4"/>
+              <w:bottom w:val="single" w:color="BFBFBF" w:sz="4"/>
+              <w:right w:val="single" w:color="BFBFBF" w:sz="4"/>
+            </w:tcBorders>
+            <w:shd w:fill="F2F2F2" w:color="auto" w:val="clear"/>
+            <w:tcMar>
+              <w:top w:type="dxa" w:w="80"/>
+              <w:left w:type="dxa" w:w="120"/>
+              <w:bottom w:type="dxa" w:w="80"/>
+              <w:right w:type="dxa" w:w="120"/>
+            </w:tcMar>
+          </w:tcPr>
+          <w:p>
+            <w:pPr>
+              <w:spacing w:after="0" w:before="0"/>
+            </w:pPr>
+            <w:r>
+              <w:rPr>
+                <w:rFonts w:ascii="Arial" w:cs="Arial" w:eastAsia="Arial" w:hAnsi="Arial"/>
+                <w:color w:val="6F6F6F"/>
+                <w:sz w:val="18"/>
+                <w:szCs w:val="18"/>
+              </w:rPr>
+              <w:t xml:space="preserve">Where that's at today</w:t>
+            </w:r>
+          </w:p>
+        </w:tc>
+        <w:tc>
+          <w:tcPr>
+            <w:tcW w:type="dxa" w:w="6168"/>
+            <w:tcBorders>
+              <w:top w:val="single" w:color="BFBFBF" w:sz="4"/>
+              <w:left w:val="single" w:color="BFBFBF" w:sz="4"/>
+              <w:bottom w:val="single" w:color="BFBFBF" w:sz="4"/>
+              <w:right w:val="single" w:color="BFBFBF" w:sz="4"/>
+            </w:tcBorders>
+            <w:tcMar>
+              <w:top w:type="dxa" w:w="80"/>
+              <w:left w:type="dxa" w:w="120"/>
+              <w:bottom w:type="dxa" w:w="80"/>
+              <w:right w:type="dxa" w:w="120"/>
+            </w:tcMar>
+          </w:tcPr>
+          <w:p>
+            <w:pPr>
+              <w:spacing w:after="0" w:before="0"/>
+            </w:pPr>
+            <w:r>
+              <w:rPr>
+                <w:rFonts w:ascii="Arial" w:cs="Arial" w:eastAsia="Arial" w:hAnsi="Arial"/>
+                <w:sz w:val="21"/>
+                <w:szCs w:val="21"/>
+              </w:rPr>
+              <w:t xml:space="preserve"/>
+            </w:r>
+          </w:p>
+        </w:tc>
+      </w:tr>
+    </w:tbl>
+    <w:p>
+      <w:pPr>
+        <w:keepNext/>
+        <w:spacing w:after="60" w:before="280"/>
+      </w:pPr>
+      <w:r>
+        <w:rPr>
+          <w:rFonts w:ascii="Arial" w:cs="Arial" w:eastAsia="Arial" w:hAnsi="Arial"/>
+          <w:b/>
+          <w:bCs/>
+          <w:sz w:val="22"/>
+          <w:szCs w:val="22"/>
+        </w:rPr>
+        <w:t xml:space="preserve">5.  </w:t>
+      </w:r>
+      <w:r>
+        <w:rPr>
+          <w:rFonts w:ascii="Arial" w:cs="Arial" w:eastAsia="Arial" w:hAnsi="Arial"/>
+          <w:b/>
+          <w:bCs/>
+          <w:sz w:val="22"/>
+          <w:szCs w:val="22"/>
+        </w:rPr>
+        <w:t xml:space="preserve">When are your busy and quiet times of year?</w:t>
+      </w:r>
+    </w:p>
+    <w:p>
+      <w:pPr>
+        <w:keepNext/>
+        <w:spacing w:after="80" w:before="0"/>
+      </w:pPr>
+      <w:r>
+        <w:rPr>
+          <w:rFonts w:ascii="Arial" w:cs="Arial" w:eastAsia="Arial" w:hAnsi="Arial"/>
+          <w:color w:val="6F6F6F"/>
+          <w:sz w:val="19"/>
+          <w:szCs w:val="19"/>
+        </w:rPr>
+        <w:t xml:space="preserve">We'll time your concepts around them.</w:t>
+      </w:r>
+    </w:p>
+    <w:p>
+      <w:pPr>
+        <w:keepNext/>
+        <w:spacing w:after="80" w:before="0"/>
+      </w:pPr>
+      <w:r>
+        <w:rPr>
+          <w:rFonts w:ascii="Arial" w:cs="Arial" w:eastAsia="Arial" w:hAnsi="Arial"/>
+          <w:i/>
+          <w:iCs/>
+          <w:color w:val="9A9A9A"/>
+          <w:sz w:val="18"/>
+          <w:szCs w:val="18"/>
+        </w:rPr>
+        <w:t xml:space="preserve">e.g. January is dead. June to August is flat out with winter sport injuries.</w:t>
+      </w:r>
+    </w:p>
+    <w:tbl>
+      <w:tblPr>
+        <w:tblW w:type="dxa" w:w="9638"/>
+        <w:tblBorders>
+          <w:top w:val="single" w:color="auto" w:sz="4"/>
+          <w:left w:val="single" w:color="auto" w:sz="4"/>
+          <w:bottom w:val="single" w:color="auto" w:sz="4"/>
+          <w:right w:val="single" w:color="auto" w:sz="4"/>
+          <w:insideH w:val="single" w:color="auto" w:sz="4"/>
+          <w:insideV w:val="single" w:color="auto" w:sz="4"/>
+        </w:tblBorders>
+      </w:tblPr>
+      <w:tblGrid>
+        <w:gridCol w:w="9638"/>
+      </w:tblGrid>
+      <w:tr>
+        <w:trPr>
+          <w:cantSplit/>
+          <w:trHeight w:val="1300" w:hRule="atLeast"/>
+        </w:trPr>
+        <w:tc>
+          <w:tcPr>
+            <w:tcW w:type="dxa" w:w="9638"/>
+            <w:tcBorders>
+              <w:top w:val="single" w:color="BFBFBF" w:sz="4"/>
+              <w:left w:val="single" w:color="BFBFBF" w:sz="4"/>
+              <w:bottom w:val="single" w:color="BFBFBF" w:sz="4"/>
+              <w:right w:val="single" w:color="BFBFBF" w:sz="4"/>
+            </w:tcBorders>
+            <w:tcMar>
+              <w:top w:type="dxa" w:w="80"/>
+              <w:left w:type="dxa" w:w="120"/>
+              <w:bottom w:type="dxa" w:w="80"/>
+              <w:right w:type="dxa" w:w="120"/>
+            </w:tcMar>
+          </w:tcPr>
+          <w:p>
+            <w:pPr>
+              <w:spacing w:after="0" w:before="0"/>
+            </w:pPr>
+            <w:r>
+              <w:rPr>
+                <w:rFonts w:ascii="Arial" w:cs="Arial" w:eastAsia="Arial" w:hAnsi="Arial"/>
+                <w:sz w:val="21"/>
+                <w:szCs w:val="21"/>
+              </w:rPr>
+              <w:t xml:space="preserve"/>
+            </w:r>
+          </w:p>
+        </w:tc>
+      </w:tr>
+    </w:tbl>
+    <w:p>
+      <w:pPr>
+        <w:keepNext/>
+        <w:spacing w:after="80" w:before="160"/>
+      </w:pPr>
+      <w:r>
+        <w:rPr>
+          <w:rFonts w:ascii="Arial" w:cs="Arial" w:eastAsia="Arial" w:hAnsi="Arial"/>
+          <w:b/>
+          <w:bCs/>
+          <w:caps/>
+          <w:color w:val="6F6F6F"/>
+          <w:spacing w:val="20"/>
+          <w:sz w:val="16"/>
+          <w:szCs w:val="16"/>
+        </w:rPr>
+        <w:t xml:space="preserve">Got more to say? Optional</w:t>
+      </w:r>
+    </w:p>
+    <w:tbl>
+      <w:tblPr>
+        <w:tblW w:type="dxa" w:w="9638"/>
+        <w:tblBorders>
+          <w:top w:val="single" w:color="auto" w:sz="4"/>
+          <w:left w:val="single" w:color="auto" w:sz="4"/>
+          <w:bottom w:val="single" w:color="auto" w:sz="4"/>
+          <w:right w:val="single" w:color="auto" w:sz="4"/>
+          <w:insideH w:val="single" w:color="auto" w:sz="4"/>
+          <w:insideV w:val="single" w:color="auto" w:sz="4"/>
+        </w:tblBorders>
+      </w:tblPr>
+      <w:tblGrid>
+        <w:gridCol w:w="3470"/>
+        <w:gridCol w:w="6168"/>
+      </w:tblGrid>
+      <w:tr>
+        <w:trPr>
+          <w:cantSplit/>
+          <w:trHeight w:val="700" w:hRule="atLeast"/>
+        </w:trPr>
+        <w:tc>
+          <w:tcPr>
+            <w:tcW w:type="dxa" w:w="3470"/>
+            <w:tcBorders>
+              <w:top w:val="single" w:color="BFBFBF" w:sz="4"/>
+              <w:left w:val="single" w:color="BFBFBF" w:sz="4"/>
+              <w:bottom w:val="single" w:color="BFBFBF" w:sz="4"/>
+              <w:right w:val="single" w:color="BFBFBF" w:sz="4"/>
+            </w:tcBorders>
+            <w:shd w:fill="F2F2F2" w:color="auto" w:val="clear"/>
+            <w:tcMar>
+              <w:top w:type="dxa" w:w="80"/>
+              <w:left w:type="dxa" w:w="120"/>
+              <w:bottom w:type="dxa" w:w="80"/>
+              <w:right w:type="dxa" w:w="120"/>
+            </w:tcMar>
+          </w:tcPr>
+          <w:p>
+            <w:pPr>
+              <w:spacing w:after="0" w:before="0"/>
+            </w:pPr>
+            <w:r>
+              <w:rPr>
+                <w:rFonts w:ascii="Arial" w:cs="Arial" w:eastAsia="Arial" w:hAnsi="Arial"/>
+                <w:color w:val="6F6F6F"/>
+                <w:sz w:val="18"/>
+                <w:szCs w:val="18"/>
+              </w:rPr>
+              <w:t xml:space="preserve">Launches, events, anniversaries or big dates coming up</w:t>
+            </w:r>
+          </w:p>
+        </w:tc>
+        <w:tc>
+          <w:tcPr>
+            <w:tcW w:type="dxa" w:w="6168"/>
+            <w:tcBorders>
+              <w:top w:val="single" w:color="BFBFBF" w:sz="4"/>
+              <w:left w:val="single" w:color="BFBFBF" w:sz="4"/>
+              <w:bottom w:val="single" w:color="BFBFBF" w:sz="4"/>
+              <w:right w:val="single" w:color="BFBFBF" w:sz="4"/>
+            </w:tcBorders>
+            <w:tcMar>
+              <w:top w:type="dxa" w:w="80"/>
+              <w:left w:type="dxa" w:w="120"/>
+              <w:bottom w:type="dxa" w:w="80"/>
+              <w:right w:type="dxa" w:w="120"/>
+            </w:tcMar>
+          </w:tcPr>
+          <w:p>
+            <w:pPr>
+              <w:spacing w:after="0" w:before="0"/>
+            </w:pPr>
+            <w:r>
+              <w:rPr>
+                <w:rFonts w:ascii="Arial" w:cs="Arial" w:eastAsia="Arial" w:hAnsi="Arial"/>
+                <w:sz w:val="21"/>
+                <w:szCs w:val="21"/>
+              </w:rPr>
+              <w:t xml:space="preserve"/>
+            </w:r>
+          </w:p>
+        </w:tc>
+      </w:tr>
+    </w:tbl>
+    <w:p>
+      <w:pPr>
+        <w:keepNext/>
+        <w:pBdr>
+          <w:bottom w:val="single" w:color="111111" w:sz="12" w:space="6"/>
+        </w:pBdr>
+        <w:spacing w:after="80" w:before="480"/>
+      </w:pPr>
+      <w:r>
+        <w:rPr>
+          <w:rFonts w:ascii="Arial" w:cs="Arial" w:eastAsia="Arial" w:hAnsi="Arial"/>
+          <w:color w:val="6F6F6F"/>
+          <w:sz w:val="20"/>
+          <w:szCs w:val="20"/>
+        </w:rPr>
+        <w:t xml:space="preserve">03   </w:t>
+      </w:r>
+      <w:r>
+        <w:rPr>
+          <w:rFonts w:ascii="Arial" w:cs="Arial" w:eastAsia="Arial" w:hAnsi="Arial"/>
+          <w:b/>
+          <w:bCs/>
+          <w:sz w:val="32"/>
+          <w:szCs w:val="32"/>
+        </w:rPr>
+        <w:t xml:space="preserve">Your Prices</w:t>
+      </w:r>
+    </w:p>
+    <w:p>
+      <w:pPr>
+        <w:keepNext/>
+        <w:spacing w:after="60" w:before="280"/>
+      </w:pPr>
+      <w:r>
+        <w:rPr>
+          <w:rFonts w:ascii="Arial" w:cs="Arial" w:eastAsia="Arial" w:hAnsi="Arial"/>
+          <w:b/>
+          <w:bCs/>
+          <w:sz w:val="22"/>
+          <w:szCs w:val="22"/>
+        </w:rPr>
+        <w:t xml:space="preserve">6.  </w:t>
       </w:r>
       <w:r>
         <w:rPr>
@@ -1775,7 +2407,7 @@
           <w:sz w:val="22"/>
           <w:szCs w:val="22"/>
         </w:rPr>
-        <w:t xml:space="preserve">4.  </w:t>
+        <w:t xml:space="preserve">7.  </w:t>
       </w:r>
       <w:r>
         <w:rPr>
@@ -1885,7 +2517,7 @@
           <w:sz w:val="22"/>
           <w:szCs w:val="22"/>
         </w:rPr>
-        <w:t xml:space="preserve">5.  </w:t>
+        <w:t xml:space="preserve">8.  </w:t>
       </w:r>
       <w:r>
         <w:rPr>
@@ -1982,7 +2614,7 @@
           <w:sz w:val="20"/>
           <w:szCs w:val="20"/>
         </w:rPr>
-        <w:t xml:space="preserve">03   </w:t>
+        <w:t xml:space="preserve">04   </w:t>
       </w:r>
       <w:r>
         <w:rPr>
@@ -2008,7 +2640,7 @@
           <w:sz w:val="22"/>
           <w:szCs w:val="22"/>
         </w:rPr>
-        <w:t xml:space="preserve">6.  </w:t>
+        <w:t xml:space="preserve">9.  </w:t>
       </w:r>
       <w:r>
         <w:rPr>
@@ -2780,7 +3412,7 @@
           <w:sz w:val="22"/>
           <w:szCs w:val="22"/>
         </w:rPr>
-        <w:t xml:space="preserve">7.  </w:t>
+        <w:t xml:space="preserve">10.  </w:t>
       </w:r>
       <w:r>
         <w:rPr>
@@ -3130,7 +3762,7 @@
           <w:sz w:val="22"/>
           <w:szCs w:val="22"/>
         </w:rPr>
-        <w:t xml:space="preserve">8.  </w:t>
+        <w:t xml:space="preserve">11.  </w:t>
       </w:r>
       <w:r>
         <w:rPr>
@@ -3242,7 +3874,7 @@
           <w:sz w:val="20"/>
           <w:szCs w:val="20"/>
         </w:rPr>
-        <w:t xml:space="preserve">04   </w:t>
+        <w:t xml:space="preserve">05   </w:t>
       </w:r>
       <w:r>
         <w:rPr>
@@ -3268,7 +3900,7 @@
           <w:sz w:val="22"/>
           <w:szCs w:val="22"/>
         </w:rPr>
-        <w:t xml:space="preserve">9.  </w:t>
+        <w:t xml:space="preserve">12.  </w:t>
       </w:r>
       <w:r>
         <w:rPr>
@@ -3535,7 +4167,7 @@
           <w:sz w:val="22"/>
           <w:szCs w:val="22"/>
         </w:rPr>
-        <w:t xml:space="preserve">10.  </w:t>
+        <w:t xml:space="preserve">13.  </w:t>
       </w:r>
       <w:r>
         <w:rPr>
@@ -3645,7 +4277,7 @@
           <w:sz w:val="22"/>
           <w:szCs w:val="22"/>
         </w:rPr>
-        <w:t xml:space="preserve">11.  </w:t>
+        <w:t xml:space="preserve">14.  </w:t>
       </w:r>
       <w:r>
         <w:rPr>
@@ -3755,7 +4387,7 @@
           <w:sz w:val="22"/>
           <w:szCs w:val="22"/>
         </w:rPr>
-        <w:t xml:space="preserve">12.  </w:t>
+        <w:t xml:space="preserve">15.  </w:t>
       </w:r>
       <w:r>
         <w:rPr>
@@ -3867,7 +4499,7 @@
           <w:sz w:val="20"/>
           <w:szCs w:val="20"/>
         </w:rPr>
-        <w:t xml:space="preserve">05   </w:t>
+        <w:t xml:space="preserve">06   </w:t>
       </w:r>
       <w:r>
         <w:rPr>
@@ -3893,7 +4525,7 @@
           <w:sz w:val="22"/>
           <w:szCs w:val="22"/>
         </w:rPr>
-        <w:t xml:space="preserve">13.  </w:t>
+        <w:t xml:space="preserve">16.  </w:t>
       </w:r>
       <w:r>
         <w:rPr>
@@ -4092,7 +4724,7 @@
           <w:sz w:val="22"/>
           <w:szCs w:val="22"/>
         </w:rPr>
-        <w:t xml:space="preserve">14.  </w:t>
+        <w:t xml:space="preserve">17.  </w:t>
       </w:r>
       <w:r>
         <w:rPr>
@@ -4359,7 +4991,7 @@
           <w:sz w:val="22"/>
           <w:szCs w:val="22"/>
         </w:rPr>
-        <w:t xml:space="preserve">15.  </w:t>
+        <w:t xml:space="preserve">18.  </w:t>
       </w:r>
       <w:r>
         <w:rPr>
@@ -4575,7 +5207,7 @@
           <w:sz w:val="20"/>
           <w:szCs w:val="20"/>
         </w:rPr>
-        <w:t xml:space="preserve">06   </w:t>
+        <w:t xml:space="preserve">07   </w:t>
       </w:r>
       <w:r>
         <w:rPr>
@@ -4601,7 +5233,7 @@
           <w:sz w:val="22"/>
           <w:szCs w:val="22"/>
         </w:rPr>
-        <w:t xml:space="preserve">16.  </w:t>
+        <w:t xml:space="preserve">19.  </w:t>
       </w:r>
       <w:r>
         <w:rPr>
@@ -4945,7 +5577,7 @@
           <w:sz w:val="20"/>
           <w:szCs w:val="20"/>
         </w:rPr>
-        <w:t xml:space="preserve">07   </w:t>
+        <w:t xml:space="preserve">08   </w:t>
       </w:r>
       <w:r>
         <w:rPr>
@@ -4971,7 +5603,7 @@
           <w:sz w:val="22"/>
           <w:szCs w:val="22"/>
         </w:rPr>
-        <w:t xml:space="preserve">17.  </w:t>
+        <w:t xml:space="preserve">20.  </w:t>
       </w:r>
       <w:r>
         <w:rPr>
@@ -5185,7 +5817,7 @@
           <w:sz w:val="22"/>
           <w:szCs w:val="22"/>
         </w:rPr>
-        <w:t xml:space="preserve">18.  </w:t>
+        <w:t xml:space="preserve">21.  </w:t>
       </w:r>
       <w:r>
         <w:rPr>
@@ -5637,7 +6269,117 @@
           <w:sz w:val="22"/>
           <w:szCs w:val="22"/>
         </w:rPr>
-        <w:t xml:space="preserve">19.  </w:t>
+        <w:t xml:space="preserve">22.  </w:t>
+      </w:r>
+      <w:r>
+        <w:rPr>
+          <w:rFonts w:ascii="Arial" w:cs="Arial" w:eastAsia="Arial" w:hAnsi="Arial"/>
+          <w:b/>
+          <w:bCs/>
+          <w:sz w:val="22"/>
+          <w:szCs w:val="22"/>
+        </w:rPr>
+        <w:t xml:space="preserve">What have you posted before that worked, or flopped?</w:t>
+      </w:r>
+    </w:p>
+    <w:p>
+      <w:pPr>
+        <w:keepNext/>
+        <w:spacing w:after="80" w:before="0"/>
+      </w:pPr>
+      <w:r>
+        <w:rPr>
+          <w:rFonts w:ascii="Arial" w:cs="Arial" w:eastAsia="Arial" w:hAnsi="Arial"/>
+          <w:color w:val="6F6F6F"/>
+          <w:sz w:val="19"/>
+          <w:szCs w:val="19"/>
+        </w:rPr>
+        <w:t xml:space="preserve">Links are perfect. Never really posted? Just skip.</w:t>
+      </w:r>
+    </w:p>
+    <w:p>
+      <w:pPr>
+        <w:keepNext/>
+        <w:spacing w:after="80" w:before="0"/>
+      </w:pPr>
+      <w:r>
+        <w:rPr>
+          <w:rFonts w:ascii="Arial" w:cs="Arial" w:eastAsia="Arial" w:hAnsi="Arial"/>
+          <w:i/>
+          <w:iCs/>
+          <w:color w:val="9A9A9A"/>
+          <w:sz w:val="18"/>
+          <w:szCs w:val="18"/>
+        </w:rPr>
+        <w:t xml:space="preserve">e.g. A video of Kim fixing a footy player's shoulder got 10k views. Our deal posts get nothing.</w:t>
+      </w:r>
+    </w:p>
+    <w:tbl>
+      <w:tblPr>
+        <w:tblW w:type="dxa" w:w="9638"/>
+        <w:tblBorders>
+          <w:top w:val="single" w:color="auto" w:sz="4"/>
+          <w:left w:val="single" w:color="auto" w:sz="4"/>
+          <w:bottom w:val="single" w:color="auto" w:sz="4"/>
+          <w:right w:val="single" w:color="auto" w:sz="4"/>
+          <w:insideH w:val="single" w:color="auto" w:sz="4"/>
+          <w:insideV w:val="single" w:color="auto" w:sz="4"/>
+        </w:tblBorders>
+      </w:tblPr>
+      <w:tblGrid>
+        <w:gridCol w:w="9638"/>
+      </w:tblGrid>
+      <w:tr>
+        <w:trPr>
+          <w:cantSplit/>
+          <w:trHeight w:val="1300" w:hRule="atLeast"/>
+        </w:trPr>
+        <w:tc>
+          <w:tcPr>
+            <w:tcW w:type="dxa" w:w="9638"/>
+            <w:tcBorders>
+              <w:top w:val="single" w:color="BFBFBF" w:sz="4"/>
+              <w:left w:val="single" w:color="BFBFBF" w:sz="4"/>
+              <w:bottom w:val="single" w:color="BFBFBF" w:sz="4"/>
+              <w:right w:val="single" w:color="BFBFBF" w:sz="4"/>
+            </w:tcBorders>
+            <w:tcMar>
+              <w:top w:type="dxa" w:w="80"/>
+              <w:left w:type="dxa" w:w="120"/>
+              <w:bottom w:type="dxa" w:w="80"/>
+              <w:right w:type="dxa" w:w="120"/>
+            </w:tcMar>
+          </w:tcPr>
+          <w:p>
+            <w:pPr>
+              <w:spacing w:after="0" w:before="0"/>
+            </w:pPr>
+            <w:r>
+              <w:rPr>
+                <w:rFonts w:ascii="Arial" w:cs="Arial" w:eastAsia="Arial" w:hAnsi="Arial"/>
+                <w:sz w:val="21"/>
+                <w:szCs w:val="21"/>
+              </w:rPr>
+              <w:t xml:space="preserve"/>
+            </w:r>
+          </w:p>
+        </w:tc>
+      </w:tr>
+    </w:tbl>
+    <w:p>
+      <w:pPr>
+        <w:keepNext/>
+        <w:spacing w:after="60" w:before="280"/>
+      </w:pPr>
+      <w:r>
+        <w:rPr>
+          <w:rFonts w:ascii="Arial" w:cs="Arial" w:eastAsia="Arial" w:hAnsi="Arial"/>
+          <w:b/>
+          <w:bCs/>
+          <w:sz w:val="22"/>
+          <w:szCs w:val="22"/>
+        </w:rPr>
+        <w:t xml:space="preserve">23.  </w:t>
       </w:r>
       <w:r>
         <w:rPr>
@@ -5939,6 +6681,200 @@
                 <w:szCs w:val="18"/>
               </w:rPr>
               <w:t xml:space="preserve">Anything you've tried before and didn't like</w:t>
+            </w:r>
+          </w:p>
+        </w:tc>
+        <w:tc>
+          <w:tcPr>
+            <w:tcW w:type="dxa" w:w="6168"/>
+            <w:tcBorders>
+              <w:top w:val="single" w:color="BFBFBF" w:sz="4"/>
+              <w:left w:val="single" w:color="BFBFBF" w:sz="4"/>
+              <w:bottom w:val="single" w:color="BFBFBF" w:sz="4"/>
+              <w:right w:val="single" w:color="BFBFBF" w:sz="4"/>
+            </w:tcBorders>
+            <w:tcMar>
+              <w:top w:type="dxa" w:w="80"/>
+              <w:left w:type="dxa" w:w="120"/>
+              <w:bottom w:type="dxa" w:w="80"/>
+              <w:right w:type="dxa" w:w="120"/>
+            </w:tcMar>
+          </w:tcPr>
+          <w:p>
+            <w:pPr>
+              <w:spacing w:after="0" w:before="0"/>
+            </w:pPr>
+            <w:r>
+              <w:rPr>
+                <w:rFonts w:ascii="Arial" w:cs="Arial" w:eastAsia="Arial" w:hAnsi="Arial"/>
+                <w:sz w:val="21"/>
+                <w:szCs w:val="21"/>
+              </w:rPr>
+              <w:t xml:space="preserve"/>
+            </w:r>
+          </w:p>
+        </w:tc>
+      </w:tr>
+    </w:tbl>
+    <w:p>
+      <w:pPr>
+        <w:keepNext/>
+        <w:spacing w:after="60" w:before="280"/>
+      </w:pPr>
+      <w:r>
+        <w:rPr>
+          <w:rFonts w:ascii="Arial" w:cs="Arial" w:eastAsia="Arial" w:hAnsi="Arial"/>
+          <w:b/>
+          <w:bCs/>
+          <w:sz w:val="22"/>
+          <w:szCs w:val="22"/>
+        </w:rPr>
+        <w:t xml:space="preserve">24.  </w:t>
+      </w:r>
+      <w:r>
+        <w:rPr>
+          <w:rFonts w:ascii="Arial" w:cs="Arial" w:eastAsia="Arial" w:hAnsi="Arial"/>
+          <w:b/>
+          <w:bCs/>
+          <w:sz w:val="22"/>
+          <w:szCs w:val="22"/>
+        </w:rPr>
+        <w:t xml:space="preserve">Got files to share?</w:t>
+      </w:r>
+    </w:p>
+    <w:p>
+      <w:pPr>
+        <w:keepNext/>
+        <w:spacing w:after="80" w:before="0"/>
+      </w:pPr>
+      <w:r>
+        <w:rPr>
+          <w:rFonts w:ascii="Arial" w:cs="Arial" w:eastAsia="Arial" w:hAnsi="Arial"/>
+          <w:color w:val="6F6F6F"/>
+          <w:sz w:val="19"/>
+          <w:szCs w:val="19"/>
+        </w:rPr>
+        <w:t xml:space="preserve">Put them in a shared folder and paste the link. Handy to have: your logo and brand files, photos of your space and team, past videos, and screenshots of your Instagram, TikTok or Google insights.</w:t>
+      </w:r>
+    </w:p>
+    <w:tbl>
+      <w:tblPr>
+        <w:tblW w:type="dxa" w:w="9638"/>
+        <w:tblBorders>
+          <w:top w:val="single" w:color="auto" w:sz="4"/>
+          <w:left w:val="single" w:color="auto" w:sz="4"/>
+          <w:bottom w:val="single" w:color="auto" w:sz="4"/>
+          <w:right w:val="single" w:color="auto" w:sz="4"/>
+          <w:insideH w:val="single" w:color="auto" w:sz="4"/>
+          <w:insideV w:val="single" w:color="auto" w:sz="4"/>
+        </w:tblBorders>
+      </w:tblPr>
+      <w:tblGrid>
+        <w:gridCol w:w="3470"/>
+        <w:gridCol w:w="6168"/>
+      </w:tblGrid>
+      <w:tr>
+        <w:trPr>
+          <w:cantSplit/>
+          <w:trHeight w:val="520" w:hRule="atLeast"/>
+        </w:trPr>
+        <w:tc>
+          <w:tcPr>
+            <w:tcW w:type="dxa" w:w="3470"/>
+            <w:tcBorders>
+              <w:top w:val="single" w:color="BFBFBF" w:sz="4"/>
+              <w:left w:val="single" w:color="BFBFBF" w:sz="4"/>
+              <w:bottom w:val="single" w:color="BFBFBF" w:sz="4"/>
+              <w:right w:val="single" w:color="BFBFBF" w:sz="4"/>
+            </w:tcBorders>
+            <w:shd w:fill="F2F2F2" w:color="auto" w:val="clear"/>
+            <w:tcMar>
+              <w:top w:type="dxa" w:w="80"/>
+              <w:left w:type="dxa" w:w="120"/>
+              <w:bottom w:type="dxa" w:w="80"/>
+              <w:right w:type="dxa" w:w="120"/>
+            </w:tcMar>
+          </w:tcPr>
+          <w:p>
+            <w:pPr>
+              <w:spacing w:after="0" w:before="0"/>
+            </w:pPr>
+            <w:r>
+              <w:rPr>
+                <w:rFonts w:ascii="Arial" w:cs="Arial" w:eastAsia="Arial" w:hAnsi="Arial"/>
+                <w:color w:val="6F6F6F"/>
+                <w:sz w:val="18"/>
+                <w:szCs w:val="18"/>
+              </w:rPr>
+              <w:t xml:space="preserve">Google Drive or Dropbox folder link</w:t>
+            </w:r>
+          </w:p>
+        </w:tc>
+        <w:tc>
+          <w:tcPr>
+            <w:tcW w:type="dxa" w:w="6168"/>
+            <w:tcBorders>
+              <w:top w:val="single" w:color="BFBFBF" w:sz="4"/>
+              <w:left w:val="single" w:color="BFBFBF" w:sz="4"/>
+              <w:bottom w:val="single" w:color="BFBFBF" w:sz="4"/>
+              <w:right w:val="single" w:color="BFBFBF" w:sz="4"/>
+            </w:tcBorders>
+            <w:tcMar>
+              <w:top w:type="dxa" w:w="80"/>
+              <w:left w:type="dxa" w:w="120"/>
+              <w:bottom w:type="dxa" w:w="80"/>
+              <w:right w:type="dxa" w:w="120"/>
+            </w:tcMar>
+          </w:tcPr>
+          <w:p>
+            <w:pPr>
+              <w:spacing w:after="0" w:before="0"/>
+            </w:pPr>
+            <w:r>
+              <w:rPr>
+                <w:rFonts w:ascii="Arial" w:cs="Arial" w:eastAsia="Arial" w:hAnsi="Arial"/>
+                <w:sz w:val="21"/>
+                <w:szCs w:val="21"/>
+              </w:rPr>
+              <w:t xml:space="preserve"/>
+            </w:r>
+          </w:p>
+        </w:tc>
+      </w:tr>
+      <w:tr>
+        <w:trPr>
+          <w:cantSplit/>
+          <w:trHeight w:val="520" w:hRule="atLeast"/>
+        </w:trPr>
+        <w:tc>
+          <w:tcPr>
+            <w:tcW w:type="dxa" w:w="3470"/>
+            <w:tcBorders>
+              <w:top w:val="single" w:color="BFBFBF" w:sz="4"/>
+              <w:left w:val="single" w:color="BFBFBF" w:sz="4"/>
+              <w:bottom w:val="single" w:color="BFBFBF" w:sz="4"/>
+              <w:right w:val="single" w:color="BFBFBF" w:sz="4"/>
+            </w:tcBorders>
+            <w:shd w:fill="F2F2F2" w:color="auto" w:val="clear"/>
+            <w:tcMar>
+              <w:top w:type="dxa" w:w="80"/>
+              <w:left w:type="dxa" w:w="120"/>
+              <w:bottom w:type="dxa" w:w="80"/>
+              <w:right w:type="dxa" w:w="120"/>
+            </w:tcMar>
+          </w:tcPr>
+          <w:p>
+            <w:pPr>
+              <w:spacing w:after="0" w:before="0"/>
+            </w:pPr>
+            <w:r>
+              <w:rPr>
+                <w:rFonts w:ascii="Arial" w:cs="Arial" w:eastAsia="Arial" w:hAnsi="Arial"/>
+                <w:color w:val="6F6F6F"/>
+                <w:sz w:val="18"/>
+                <w:szCs w:val="18"/>
+              </w:rPr>
+              <w:t xml:space="preserve">What's in there</w:t>
             </w:r>
           </w:p>
         </w:tc>
